--- a/documents/3-2 系統軟、硬體需求與技術平台-KJ.docx
+++ b/documents/3-2 系統軟、硬體需求與技術平台-KJ.docx
@@ -1,6 +1,6 @@
 
 <file path=word/document.xml><?xml version="1.0" encoding="utf-8"?>
-<w:document xmlns:wpc="http://schemas.microsoft.com/office/word/2010/wordprocessingCanvas" xmlns:cx="http://schemas.microsoft.com/office/drawing/2014/chartex" xmlns:cx1="http://schemas.microsoft.com/office/drawing/2015/9/8/chartex" xmlns:cx2="http://schemas.microsoft.com/office/drawing/2015/10/21/chartex" xmlns:cx3="http://schemas.microsoft.com/office/drawing/2016/5/9/chartex" xmlns:cx4="http://schemas.microsoft.com/office/drawing/2016/5/10/chartex" xmlns:cx5="http://schemas.microsoft.com/office/drawing/2016/5/11/chartex" xmlns:cx6="http://schemas.microsoft.com/office/drawing/2016/5/12/chartex" xmlns:cx7="http://schemas.microsoft.com/office/drawing/2016/5/13/chartex" xmlns:cx8="http://schemas.microsoft.com/office/drawing/2016/5/14/chartex" xmlns:mc="http://schemas.openxmlformats.org/markup-compatibility/2006" xmlns:aink="http://schemas.microsoft.com/office/drawing/2016/ink" xmlns:am3d="http://schemas.microsoft.com/office/drawing/2017/model3d" xmlns:o="urn:schemas-microsoft-com:office:office" xmlns:oel="http://schemas.microsoft.com/office/2019/extlst" xmlns:r="http://schemas.openxmlformats.org/officeDocument/2006/relationships" xmlns:m="http://schemas.openxmlformats.org/officeDocument/2006/math" xmlns:v="urn:schemas-microsoft-com:vml" xmlns:wp14="http://schemas.microsoft.com/office/word/2010/wordprocessingDrawing" xmlns:wp="http://schemas.openxmlformats.org/drawingml/2006/wordprocessingDrawing" xmlns:w10="urn:schemas-microsoft-com:office:word" xmlns:w="http://schemas.openxmlformats.org/wordprocessingml/2006/main" xmlns:w14="http://schemas.microsoft.com/office/word/2010/wordml" xmlns:w15="http://schemas.microsoft.com/office/word/2012/wordml" xmlns:w16cex="http://schemas.microsoft.com/office/word/2018/wordml/cex" xmlns:w16cid="http://schemas.microsoft.com/office/word/2016/wordml/cid" xmlns:w16="http://schemas.microsoft.com/office/word/2018/wordml" xmlns:w16du="http://schemas.microsoft.com/office/word/2023/wordml/word16du" xmlns:w16sdtdh="http://schemas.microsoft.com/office/word/2020/wordml/sdtdatahash" xmlns:w16sdtfl="http://schemas.microsoft.com/office/word/2024/wordml/sdtformatlock" xmlns:w16se="http://schemas.microsoft.com/office/word/2015/wordml/symex" xmlns:wpg="http://schemas.microsoft.com/office/word/2010/wordprocessingGroup" xmlns:wpi="http://schemas.microsoft.com/office/word/2010/wordprocessingInk" xmlns:wne="http://schemas.microsoft.com/office/word/2006/wordml" xmlns:wps="http://schemas.microsoft.com/office/word/2010/wordprocessingShape" mc:Ignorable="w14 w15 w16se w16cid w16 w16cex w16sdtdh w16sdtfl w16du wp14">
+<w:document xmlns:wpc="http://schemas.microsoft.com/office/word/2010/wordprocessingCanvas" xmlns:cx="http://schemas.microsoft.com/office/drawing/2014/chartex" xmlns:cx1="http://schemas.microsoft.com/office/drawing/2015/9/8/chartex" xmlns:cx2="http://schemas.microsoft.com/office/drawing/2015/10/21/chartex" xmlns:cx3="http://schemas.microsoft.com/office/drawing/2016/5/9/chartex" xmlns:cx4="http://schemas.microsoft.com/office/drawing/2016/5/10/chartex" xmlns:cx5="http://schemas.microsoft.com/office/drawing/2016/5/11/chartex" xmlns:cx6="http://schemas.microsoft.com/office/drawing/2016/5/12/chartex" xmlns:cx7="http://schemas.microsoft.com/office/drawing/2016/5/13/chartex" xmlns:cx8="http://schemas.microsoft.com/office/drawing/2016/5/14/chartex" xmlns:mc="http://schemas.openxmlformats.org/markup-compatibility/2006" xmlns:aink="http://schemas.microsoft.com/office/drawing/2016/ink" xmlns:am3d="http://schemas.microsoft.com/office/drawing/2017/model3d" xmlns:o="urn:schemas-microsoft-com:office:office" xmlns:oel="http://schemas.microsoft.com/office/2019/extlst" xmlns:r="http://schemas.openxmlformats.org/officeDocument/2006/relationships" xmlns:m="http://schemas.openxmlformats.org/officeDocument/2006/math" xmlns:v="urn:schemas-microsoft-com:vml" xmlns:wp14="http://schemas.microsoft.com/office/word/2010/wordprocessingDrawing" xmlns:wp="http://schemas.openxmlformats.org/drawingml/2006/wordprocessingDrawing" xmlns:w10="urn:schemas-microsoft-com:office:word" xmlns:w="http://schemas.openxmlformats.org/wordprocessingml/2006/main" xmlns:w14="http://schemas.microsoft.com/office/word/2010/wordml" xmlns:w15="http://schemas.microsoft.com/office/word/2012/wordml" xmlns:w16cex="http://schemas.microsoft.com/office/word/2018/wordml/cex" xmlns:w16cid="http://schemas.microsoft.com/office/word/2016/wordml/cid" xmlns:w16="http://schemas.microsoft.com/office/word/2018/wordml" xmlns:w16sdtdh="http://schemas.microsoft.com/office/word/2020/wordml/sdtdatahash" xmlns:w16se="http://schemas.microsoft.com/office/word/2015/wordml/symex" xmlns:wpg="http://schemas.microsoft.com/office/word/2010/wordprocessingGroup" xmlns:wpi="http://schemas.microsoft.com/office/word/2010/wordprocessingInk" xmlns:wne="http://schemas.microsoft.com/office/word/2006/wordml" xmlns:wps="http://schemas.microsoft.com/office/word/2010/wordprocessingShape" mc:Ignorable="w14 w15 w16se w16cid w16 w16cex w16sdtdh wp14">
   <w:body>
     <w:p>
       <w:pPr>
@@ -533,19 +533,29 @@
                 <w:numId w:val="0"/>
               </w:numPr>
               <w:textAlignment w:val="center"/>
+              <w:rPr>
+                <w:rFonts w:hint="eastAsia"/>
+              </w:rPr>
             </w:pPr>
             <w:r>
               <w:rPr>
                 <w:rFonts w:hint="eastAsia"/>
                 <w:color w:val="EE0000"/>
               </w:rPr>
-              <w:t>Node.js 20 LTS</w:t>
+              <w:t xml:space="preserve">Node.js </w:t>
             </w:r>
             <w:r>
               <w:rPr>
                 <w:rFonts w:hint="eastAsia"/>
                 <w:color w:val="EE0000"/>
               </w:rPr>
+              <w:t>v24.14.1</w:t>
+            </w:r>
+            <w:r>
+              <w:rPr>
+                <w:rFonts w:hint="eastAsia"/>
+                <w:color w:val="EE0000"/>
+              </w:rPr>
               <w:t>、</w:t>
             </w:r>
             <w:r>
@@ -560,6 +570,13 @@
                 <w:rFonts w:hint="eastAsia"/>
                 <w:color w:val="EE0000"/>
               </w:rPr>
+              <w:t>.45</w:t>
+            </w:r>
+            <w:r>
+              <w:rPr>
+                <w:rFonts w:hint="eastAsia"/>
+                <w:color w:val="EE0000"/>
+              </w:rPr>
               <w:t>、</w:t>
             </w:r>
             <w:r>
@@ -567,7 +584,14 @@
                 <w:rFonts w:hint="eastAsia"/>
                 <w:color w:val="EE0000"/>
               </w:rPr>
-              <w:t>NGINX 1.24+</w:t>
+              <w:t>NGINX 1.24</w:t>
+            </w:r>
+            <w:r>
+              <w:rPr>
+                <w:rFonts w:hint="eastAsia"/>
+                <w:color w:val="EE0000"/>
+              </w:rPr>
+              <w:t>.0</w:t>
             </w:r>
           </w:p>
         </w:tc>
@@ -1415,21 +1439,7 @@
               <w:rPr>
                 <w:rFonts w:hint="eastAsia"/>
               </w:rPr>
-              <w:t>與拍攝書</w:t>
-            </w:r>
-            <w:proofErr w:type="gramStart"/>
-            <w:r>
-              <w:rPr>
-                <w:rFonts w:hint="eastAsia"/>
-              </w:rPr>
-              <w:t>況</w:t>
-            </w:r>
-            <w:proofErr w:type="gramEnd"/>
-            <w:r>
-              <w:rPr>
-                <w:rFonts w:hint="eastAsia"/>
-              </w:rPr>
-              <w:t>）</w:t>
+              <w:t>與拍攝書況）</w:t>
             </w:r>
           </w:p>
         </w:tc>
@@ -1646,21 +1656,7 @@
         <w:rPr>
           <w:rFonts w:hint="eastAsia"/>
         </w:rPr>
-        <w:t>智慧</w:t>
-      </w:r>
-      <w:proofErr w:type="gramStart"/>
-      <w:r>
-        <w:rPr>
-          <w:rFonts w:hint="eastAsia"/>
-        </w:rPr>
-        <w:t>書櫃物聯網</w:t>
-      </w:r>
-      <w:proofErr w:type="gramEnd"/>
-      <w:r>
-        <w:rPr>
-          <w:rFonts w:hint="eastAsia"/>
-        </w:rPr>
-        <w:t>終端軟硬體規格需求表</w:t>
+        <w:t>智慧書櫃物聯網終端軟硬體規格需求表</w:t>
       </w:r>
       <w:bookmarkEnd w:id="4"/>
     </w:p>
@@ -1997,21 +1993,12 @@
               </w:rPr>
               <w:t>DC 5V/2A</w:t>
             </w:r>
-            <w:proofErr w:type="gramStart"/>
             <w:r>
               <w:rPr>
                 <w:rFonts w:hint="eastAsia"/>
                 <w:color w:val="EE0000"/>
               </w:rPr>
-              <w:t>以上穩</w:t>
-            </w:r>
-            <w:proofErr w:type="gramEnd"/>
-            <w:r>
-              <w:rPr>
-                <w:rFonts w:hint="eastAsia"/>
-                <w:color w:val="EE0000"/>
-              </w:rPr>
-              <w:t>壓電源</w:t>
+              <w:t>以上穩壓電源</w:t>
             </w:r>
           </w:p>
         </w:tc>
@@ -2679,19 +2666,11 @@
               </w:rPr>
               <w:t>SQL</w:t>
             </w:r>
-            <w:proofErr w:type="gramStart"/>
-            <w:r>
-              <w:rPr>
-                <w:rFonts w:hint="eastAsia"/>
-              </w:rPr>
-              <w:t>隱碼攻擊</w:t>
-            </w:r>
-            <w:proofErr w:type="gramEnd"/>
-            <w:r>
-              <w:rPr>
-                <w:rFonts w:hint="eastAsia"/>
-              </w:rPr>
-              <w:t>。</w:t>
+            <w:r>
+              <w:rPr>
+                <w:rFonts w:hint="eastAsia"/>
+              </w:rPr>
+              <w:t>隱碼攻擊。</w:t>
             </w:r>
           </w:p>
         </w:tc>
@@ -3007,19 +2986,11 @@
               <w:jc w:val="center"/>
               <w:textAlignment w:val="center"/>
             </w:pPr>
-            <w:proofErr w:type="gramStart"/>
-            <w:r>
-              <w:rPr>
-                <w:rFonts w:hint="eastAsia"/>
-              </w:rPr>
-              <w:t>物聯網</w:t>
-            </w:r>
-            <w:proofErr w:type="gramEnd"/>
-            <w:r>
-              <w:rPr>
-                <w:rFonts w:hint="eastAsia"/>
-              </w:rPr>
-              <w:t>層</w:t>
+            <w:r>
+              <w:rPr>
+                <w:rFonts w:hint="eastAsia"/>
+              </w:rPr>
+              <w:t>物聯網層</w:t>
             </w:r>
           </w:p>
           <w:p>
@@ -3598,14 +3569,12 @@
               </w:numPr>
               <w:textAlignment w:val="center"/>
             </w:pPr>
-            <w:proofErr w:type="spellStart"/>
             <w:r>
               <w:rPr>
                 <w:rFonts w:hint="eastAsia"/>
               </w:rPr>
               <w:t>sslh</w:t>
             </w:r>
-            <w:proofErr w:type="spellEnd"/>
             <w:r>
               <w:rPr>
                 <w:rFonts w:hint="eastAsia"/>
@@ -3616,21 +3585,7 @@
               <w:rPr>
                 <w:rFonts w:hint="eastAsia"/>
               </w:rPr>
-              <w:t>通訊</w:t>
-            </w:r>
-            <w:proofErr w:type="gramStart"/>
-            <w:r>
-              <w:rPr>
-                <w:rFonts w:hint="eastAsia"/>
-              </w:rPr>
-              <w:t>埠</w:t>
-            </w:r>
-            <w:proofErr w:type="gramEnd"/>
-            <w:r>
-              <w:rPr>
-                <w:rFonts w:hint="eastAsia"/>
-              </w:rPr>
-              <w:t>多工</w:t>
+              <w:t>通訊埠多工</w:t>
             </w:r>
             <w:r>
               <w:rPr>
@@ -3685,7 +3640,7 @@
 </file>
 
 <file path=word/endnotes.xml><?xml version="1.0" encoding="utf-8"?>
-<w:endnotes xmlns:wpc="http://schemas.microsoft.com/office/word/2010/wordprocessingCanvas" xmlns:cx="http://schemas.microsoft.com/office/drawing/2014/chartex" xmlns:cx1="http://schemas.microsoft.com/office/drawing/2015/9/8/chartex" xmlns:cx2="http://schemas.microsoft.com/office/drawing/2015/10/21/chartex" xmlns:cx3="http://schemas.microsoft.com/office/drawing/2016/5/9/chartex" xmlns:cx4="http://schemas.microsoft.com/office/drawing/2016/5/10/chartex" xmlns:cx5="http://schemas.microsoft.com/office/drawing/2016/5/11/chartex" xmlns:cx6="http://schemas.microsoft.com/office/drawing/2016/5/12/chartex" xmlns:cx7="http://schemas.microsoft.com/office/drawing/2016/5/13/chartex" xmlns:cx8="http://schemas.microsoft.com/office/drawing/2016/5/14/chartex" xmlns:mc="http://schemas.openxmlformats.org/markup-compatibility/2006" xmlns:aink="http://schemas.microsoft.com/office/drawing/2016/ink" xmlns:am3d="http://schemas.microsoft.com/office/drawing/2017/model3d" xmlns:o="urn:schemas-microsoft-com:office:office" xmlns:oel="http://schemas.microsoft.com/office/2019/extlst" xmlns:r="http://schemas.openxmlformats.org/officeDocument/2006/relationships" xmlns:m="http://schemas.openxmlformats.org/officeDocument/2006/math" xmlns:v="urn:schemas-microsoft-com:vml" xmlns:wp14="http://schemas.microsoft.com/office/word/2010/wordprocessingDrawing" xmlns:wp="http://schemas.openxmlformats.org/drawingml/2006/wordprocessingDrawing" xmlns:w10="urn:schemas-microsoft-com:office:word" xmlns:w="http://schemas.openxmlformats.org/wordprocessingml/2006/main" xmlns:w14="http://schemas.microsoft.com/office/word/2010/wordml" xmlns:w15="http://schemas.microsoft.com/office/word/2012/wordml" xmlns:w16cex="http://schemas.microsoft.com/office/word/2018/wordml/cex" xmlns:w16cid="http://schemas.microsoft.com/office/word/2016/wordml/cid" xmlns:w16="http://schemas.microsoft.com/office/word/2018/wordml" xmlns:w16du="http://schemas.microsoft.com/office/word/2023/wordml/word16du" xmlns:w16sdtdh="http://schemas.microsoft.com/office/word/2020/wordml/sdtdatahash" xmlns:w16sdtfl="http://schemas.microsoft.com/office/word/2024/wordml/sdtformatlock" xmlns:w16se="http://schemas.microsoft.com/office/word/2015/wordml/symex" xmlns:wpg="http://schemas.microsoft.com/office/word/2010/wordprocessingGroup" xmlns:wpi="http://schemas.microsoft.com/office/word/2010/wordprocessingInk" xmlns:wne="http://schemas.microsoft.com/office/word/2006/wordml" xmlns:wps="http://schemas.microsoft.com/office/word/2010/wordprocessingShape" mc:Ignorable="w14 w15 w16se w16cid w16 w16cex w16sdtdh w16sdtfl w16du wp14">
+<w:endnotes xmlns:wpc="http://schemas.microsoft.com/office/word/2010/wordprocessingCanvas" xmlns:cx="http://schemas.microsoft.com/office/drawing/2014/chartex" xmlns:cx1="http://schemas.microsoft.com/office/drawing/2015/9/8/chartex" xmlns:cx2="http://schemas.microsoft.com/office/drawing/2015/10/21/chartex" xmlns:cx3="http://schemas.microsoft.com/office/drawing/2016/5/9/chartex" xmlns:cx4="http://schemas.microsoft.com/office/drawing/2016/5/10/chartex" xmlns:cx5="http://schemas.microsoft.com/office/drawing/2016/5/11/chartex" xmlns:cx6="http://schemas.microsoft.com/office/drawing/2016/5/12/chartex" xmlns:cx7="http://schemas.microsoft.com/office/drawing/2016/5/13/chartex" xmlns:cx8="http://schemas.microsoft.com/office/drawing/2016/5/14/chartex" xmlns:mc="http://schemas.openxmlformats.org/markup-compatibility/2006" xmlns:aink="http://schemas.microsoft.com/office/drawing/2016/ink" xmlns:am3d="http://schemas.microsoft.com/office/drawing/2017/model3d" xmlns:o="urn:schemas-microsoft-com:office:office" xmlns:oel="http://schemas.microsoft.com/office/2019/extlst" xmlns:r="http://schemas.openxmlformats.org/officeDocument/2006/relationships" xmlns:m="http://schemas.openxmlformats.org/officeDocument/2006/math" xmlns:v="urn:schemas-microsoft-com:vml" xmlns:wp14="http://schemas.microsoft.com/office/word/2010/wordprocessingDrawing" xmlns:wp="http://schemas.openxmlformats.org/drawingml/2006/wordprocessingDrawing" xmlns:w10="urn:schemas-microsoft-com:office:word" xmlns:w="http://schemas.openxmlformats.org/wordprocessingml/2006/main" xmlns:w14="http://schemas.microsoft.com/office/word/2010/wordml" xmlns:w15="http://schemas.microsoft.com/office/word/2012/wordml" xmlns:w16cex="http://schemas.microsoft.com/office/word/2018/wordml/cex" xmlns:w16cid="http://schemas.microsoft.com/office/word/2016/wordml/cid" xmlns:w16="http://schemas.microsoft.com/office/word/2018/wordml" xmlns:w16sdtdh="http://schemas.microsoft.com/office/word/2020/wordml/sdtdatahash" xmlns:w16se="http://schemas.microsoft.com/office/word/2015/wordml/symex" xmlns:wpg="http://schemas.microsoft.com/office/word/2010/wordprocessingGroup" xmlns:wpi="http://schemas.microsoft.com/office/word/2010/wordprocessingInk" xmlns:wne="http://schemas.microsoft.com/office/word/2006/wordml" xmlns:wps="http://schemas.microsoft.com/office/word/2010/wordprocessingShape" mc:Ignorable="w14 w15 w16se w16cid w16 w16cex w16sdtdh wp14">
   <w:endnote w:type="separator" w:id="-1">
     <w:p>
       <w:r>
@@ -3704,7 +3659,7 @@
 </file>
 
 <file path=word/footer1.xml><?xml version="1.0" encoding="utf-8"?>
-<w:ftr xmlns:wpc="http://schemas.microsoft.com/office/word/2010/wordprocessingCanvas" xmlns:cx="http://schemas.microsoft.com/office/drawing/2014/chartex" xmlns:cx1="http://schemas.microsoft.com/office/drawing/2015/9/8/chartex" xmlns:cx2="http://schemas.microsoft.com/office/drawing/2015/10/21/chartex" xmlns:cx3="http://schemas.microsoft.com/office/drawing/2016/5/9/chartex" xmlns:cx4="http://schemas.microsoft.com/office/drawing/2016/5/10/chartex" xmlns:cx5="http://schemas.microsoft.com/office/drawing/2016/5/11/chartex" xmlns:cx6="http://schemas.microsoft.com/office/drawing/2016/5/12/chartex" xmlns:cx7="http://schemas.microsoft.com/office/drawing/2016/5/13/chartex" xmlns:cx8="http://schemas.microsoft.com/office/drawing/2016/5/14/chartex" xmlns:mc="http://schemas.openxmlformats.org/markup-compatibility/2006" xmlns:aink="http://schemas.microsoft.com/office/drawing/2016/ink" xmlns:am3d="http://schemas.microsoft.com/office/drawing/2017/model3d" xmlns:o="urn:schemas-microsoft-com:office:office" xmlns:oel="http://schemas.microsoft.com/office/2019/extlst" xmlns:r="http://schemas.openxmlformats.org/officeDocument/2006/relationships" xmlns:m="http://schemas.openxmlformats.org/officeDocument/2006/math" xmlns:v="urn:schemas-microsoft-com:vml" xmlns:wp14="http://schemas.microsoft.com/office/word/2010/wordprocessingDrawing" xmlns:wp="http://schemas.openxmlformats.org/drawingml/2006/wordprocessingDrawing" xmlns:w10="urn:schemas-microsoft-com:office:word" xmlns:w="http://schemas.openxmlformats.org/wordprocessingml/2006/main" xmlns:w14="http://schemas.microsoft.com/office/word/2010/wordml" xmlns:w15="http://schemas.microsoft.com/office/word/2012/wordml" xmlns:w16cex="http://schemas.microsoft.com/office/word/2018/wordml/cex" xmlns:w16cid="http://schemas.microsoft.com/office/word/2016/wordml/cid" xmlns:w16="http://schemas.microsoft.com/office/word/2018/wordml" xmlns:w16du="http://schemas.microsoft.com/office/word/2023/wordml/word16du" xmlns:w16sdtdh="http://schemas.microsoft.com/office/word/2020/wordml/sdtdatahash" xmlns:w16sdtfl="http://schemas.microsoft.com/office/word/2024/wordml/sdtformatlock" xmlns:w16se="http://schemas.microsoft.com/office/word/2015/wordml/symex" xmlns:wpg="http://schemas.microsoft.com/office/word/2010/wordprocessingGroup" xmlns:wpi="http://schemas.microsoft.com/office/word/2010/wordprocessingInk" xmlns:wne="http://schemas.microsoft.com/office/word/2006/wordml" xmlns:wps="http://schemas.microsoft.com/office/word/2010/wordprocessingShape" mc:Ignorable="w14 w15 w16se w16cid w16 w16cex w16sdtdh w16sdtfl w16du wp14">
+<w:ftr xmlns:wpc="http://schemas.microsoft.com/office/word/2010/wordprocessingCanvas" xmlns:cx="http://schemas.microsoft.com/office/drawing/2014/chartex" xmlns:cx1="http://schemas.microsoft.com/office/drawing/2015/9/8/chartex" xmlns:cx2="http://schemas.microsoft.com/office/drawing/2015/10/21/chartex" xmlns:cx3="http://schemas.microsoft.com/office/drawing/2016/5/9/chartex" xmlns:cx4="http://schemas.microsoft.com/office/drawing/2016/5/10/chartex" xmlns:cx5="http://schemas.microsoft.com/office/drawing/2016/5/11/chartex" xmlns:cx6="http://schemas.microsoft.com/office/drawing/2016/5/12/chartex" xmlns:cx7="http://schemas.microsoft.com/office/drawing/2016/5/13/chartex" xmlns:cx8="http://schemas.microsoft.com/office/drawing/2016/5/14/chartex" xmlns:mc="http://schemas.openxmlformats.org/markup-compatibility/2006" xmlns:aink="http://schemas.microsoft.com/office/drawing/2016/ink" xmlns:am3d="http://schemas.microsoft.com/office/drawing/2017/model3d" xmlns:o="urn:schemas-microsoft-com:office:office" xmlns:oel="http://schemas.microsoft.com/office/2019/extlst" xmlns:r="http://schemas.openxmlformats.org/officeDocument/2006/relationships" xmlns:m="http://schemas.openxmlformats.org/officeDocument/2006/math" xmlns:v="urn:schemas-microsoft-com:vml" xmlns:wp14="http://schemas.microsoft.com/office/word/2010/wordprocessingDrawing" xmlns:wp="http://schemas.openxmlformats.org/drawingml/2006/wordprocessingDrawing" xmlns:w10="urn:schemas-microsoft-com:office:word" xmlns:w="http://schemas.openxmlformats.org/wordprocessingml/2006/main" xmlns:w14="http://schemas.microsoft.com/office/word/2010/wordml" xmlns:w15="http://schemas.microsoft.com/office/word/2012/wordml" xmlns:w16cex="http://schemas.microsoft.com/office/word/2018/wordml/cex" xmlns:w16cid="http://schemas.microsoft.com/office/word/2016/wordml/cid" xmlns:w16="http://schemas.microsoft.com/office/word/2018/wordml" xmlns:w16sdtdh="http://schemas.microsoft.com/office/word/2020/wordml/sdtdatahash" xmlns:w16se="http://schemas.microsoft.com/office/word/2015/wordml/symex" xmlns:wpg="http://schemas.microsoft.com/office/word/2010/wordprocessingGroup" xmlns:wpi="http://schemas.microsoft.com/office/word/2010/wordprocessingInk" xmlns:wne="http://schemas.microsoft.com/office/word/2006/wordml" xmlns:wps="http://schemas.microsoft.com/office/word/2010/wordprocessingShape" mc:Ignorable="w14 w15 w16se w16cid w16 w16cex w16sdtdh wp14">
   <w:sdt>
     <w:sdtPr>
       <w:id w:val="-227616916"/>
@@ -3744,7 +3699,7 @@
 </file>
 
 <file path=word/footnotes.xml><?xml version="1.0" encoding="utf-8"?>
-<w:footnotes xmlns:wpc="http://schemas.microsoft.com/office/word/2010/wordprocessingCanvas" xmlns:cx="http://schemas.microsoft.com/office/drawing/2014/chartex" xmlns:cx1="http://schemas.microsoft.com/office/drawing/2015/9/8/chartex" xmlns:cx2="http://schemas.microsoft.com/office/drawing/2015/10/21/chartex" xmlns:cx3="http://schemas.microsoft.com/office/drawing/2016/5/9/chartex" xmlns:cx4="http://schemas.microsoft.com/office/drawing/2016/5/10/chartex" xmlns:cx5="http://schemas.microsoft.com/office/drawing/2016/5/11/chartex" xmlns:cx6="http://schemas.microsoft.com/office/drawing/2016/5/12/chartex" xmlns:cx7="http://schemas.microsoft.com/office/drawing/2016/5/13/chartex" xmlns:cx8="http://schemas.microsoft.com/office/drawing/2016/5/14/chartex" xmlns:mc="http://schemas.openxmlformats.org/markup-compatibility/2006" xmlns:aink="http://schemas.microsoft.com/office/drawing/2016/ink" xmlns:am3d="http://schemas.microsoft.com/office/drawing/2017/model3d" xmlns:o="urn:schemas-microsoft-com:office:office" xmlns:oel="http://schemas.microsoft.com/office/2019/extlst" xmlns:r="http://schemas.openxmlformats.org/officeDocument/2006/relationships" xmlns:m="http://schemas.openxmlformats.org/officeDocument/2006/math" xmlns:v="urn:schemas-microsoft-com:vml" xmlns:wp14="http://schemas.microsoft.com/office/word/2010/wordprocessingDrawing" xmlns:wp="http://schemas.openxmlformats.org/drawingml/2006/wordprocessingDrawing" xmlns:w10="urn:schemas-microsoft-com:office:word" xmlns:w="http://schemas.openxmlformats.org/wordprocessingml/2006/main" xmlns:w14="http://schemas.microsoft.com/office/word/2010/wordml" xmlns:w15="http://schemas.microsoft.com/office/word/2012/wordml" xmlns:w16cex="http://schemas.microsoft.com/office/word/2018/wordml/cex" xmlns:w16cid="http://schemas.microsoft.com/office/word/2016/wordml/cid" xmlns:w16="http://schemas.microsoft.com/office/word/2018/wordml" xmlns:w16du="http://schemas.microsoft.com/office/word/2023/wordml/word16du" xmlns:w16sdtdh="http://schemas.microsoft.com/office/word/2020/wordml/sdtdatahash" xmlns:w16sdtfl="http://schemas.microsoft.com/office/word/2024/wordml/sdtformatlock" xmlns:w16se="http://schemas.microsoft.com/office/word/2015/wordml/symex" xmlns:wpg="http://schemas.microsoft.com/office/word/2010/wordprocessingGroup" xmlns:wpi="http://schemas.microsoft.com/office/word/2010/wordprocessingInk" xmlns:wne="http://schemas.microsoft.com/office/word/2006/wordml" xmlns:wps="http://schemas.microsoft.com/office/word/2010/wordprocessingShape" mc:Ignorable="w14 w15 w16se w16cid w16 w16cex w16sdtdh w16sdtfl w16du wp14">
+<w:footnotes xmlns:wpc="http://schemas.microsoft.com/office/word/2010/wordprocessingCanvas" xmlns:cx="http://schemas.microsoft.com/office/drawing/2014/chartex" xmlns:cx1="http://schemas.microsoft.com/office/drawing/2015/9/8/chartex" xmlns:cx2="http://schemas.microsoft.com/office/drawing/2015/10/21/chartex" xmlns:cx3="http://schemas.microsoft.com/office/drawing/2016/5/9/chartex" xmlns:cx4="http://schemas.microsoft.com/office/drawing/2016/5/10/chartex" xmlns:cx5="http://schemas.microsoft.com/office/drawing/2016/5/11/chartex" xmlns:cx6="http://schemas.microsoft.com/office/drawing/2016/5/12/chartex" xmlns:cx7="http://schemas.microsoft.com/office/drawing/2016/5/13/chartex" xmlns:cx8="http://schemas.microsoft.com/office/drawing/2016/5/14/chartex" xmlns:mc="http://schemas.openxmlformats.org/markup-compatibility/2006" xmlns:aink="http://schemas.microsoft.com/office/drawing/2016/ink" xmlns:am3d="http://schemas.microsoft.com/office/drawing/2017/model3d" xmlns:o="urn:schemas-microsoft-com:office:office" xmlns:oel="http://schemas.microsoft.com/office/2019/extlst" xmlns:r="http://schemas.openxmlformats.org/officeDocument/2006/relationships" xmlns:m="http://schemas.openxmlformats.org/officeDocument/2006/math" xmlns:v="urn:schemas-microsoft-com:vml" xmlns:wp14="http://schemas.microsoft.com/office/word/2010/wordprocessingDrawing" xmlns:wp="http://schemas.openxmlformats.org/drawingml/2006/wordprocessingDrawing" xmlns:w10="urn:schemas-microsoft-com:office:word" xmlns:w="http://schemas.openxmlformats.org/wordprocessingml/2006/main" xmlns:w14="http://schemas.microsoft.com/office/word/2010/wordml" xmlns:w15="http://schemas.microsoft.com/office/word/2012/wordml" xmlns:w16cex="http://schemas.microsoft.com/office/word/2018/wordml/cex" xmlns:w16cid="http://schemas.microsoft.com/office/word/2016/wordml/cid" xmlns:w16="http://schemas.microsoft.com/office/word/2018/wordml" xmlns:w16sdtdh="http://schemas.microsoft.com/office/word/2020/wordml/sdtdatahash" xmlns:w16se="http://schemas.microsoft.com/office/word/2015/wordml/symex" xmlns:wpg="http://schemas.microsoft.com/office/word/2010/wordprocessingGroup" xmlns:wpi="http://schemas.microsoft.com/office/word/2010/wordprocessingInk" xmlns:wne="http://schemas.microsoft.com/office/word/2006/wordml" xmlns:wps="http://schemas.microsoft.com/office/word/2010/wordprocessingShape" mc:Ignorable="w14 w15 w16se w16cid w16 w16cex w16sdtdh wp14">
   <w:footnote w:type="separator" w:id="-1">
     <w:p>
       <w:r>
@@ -3763,7 +3718,7 @@
 </file>
 
 <file path=word/numbering.xml><?xml version="1.0" encoding="utf-8"?>
-<w:numbering xmlns:wpc="http://schemas.microsoft.com/office/word/2010/wordprocessingCanvas" xmlns:cx="http://schemas.microsoft.com/office/drawing/2014/chartex" xmlns:cx1="http://schemas.microsoft.com/office/drawing/2015/9/8/chartex" xmlns:cx2="http://schemas.microsoft.com/office/drawing/2015/10/21/chartex" xmlns:cx3="http://schemas.microsoft.com/office/drawing/2016/5/9/chartex" xmlns:cx4="http://schemas.microsoft.com/office/drawing/2016/5/10/chartex" xmlns:cx5="http://schemas.microsoft.com/office/drawing/2016/5/11/chartex" xmlns:cx6="http://schemas.microsoft.com/office/drawing/2016/5/12/chartex" xmlns:cx7="http://schemas.microsoft.com/office/drawing/2016/5/13/chartex" xmlns:cx8="http://schemas.microsoft.com/office/drawing/2016/5/14/chartex" xmlns:mc="http://schemas.openxmlformats.org/markup-compatibility/2006" xmlns:aink="http://schemas.microsoft.com/office/drawing/2016/ink" xmlns:am3d="http://schemas.microsoft.com/office/drawing/2017/model3d" xmlns:o="urn:schemas-microsoft-com:office:office" xmlns:oel="http://schemas.microsoft.com/office/2019/extlst" xmlns:r="http://schemas.openxmlformats.org/officeDocument/2006/relationships" xmlns:m="http://schemas.openxmlformats.org/officeDocument/2006/math" xmlns:v="urn:schemas-microsoft-com:vml" xmlns:wp14="http://schemas.microsoft.com/office/word/2010/wordprocessingDrawing" xmlns:wp="http://schemas.openxmlformats.org/drawingml/2006/wordprocessingDrawing" xmlns:w10="urn:schemas-microsoft-com:office:word" xmlns:w="http://schemas.openxmlformats.org/wordprocessingml/2006/main" xmlns:w14="http://schemas.microsoft.com/office/word/2010/wordml" xmlns:w15="http://schemas.microsoft.com/office/word/2012/wordml" xmlns:w16cex="http://schemas.microsoft.com/office/word/2018/wordml/cex" xmlns:w16cid="http://schemas.microsoft.com/office/word/2016/wordml/cid" xmlns:w16="http://schemas.microsoft.com/office/word/2018/wordml" xmlns:w16du="http://schemas.microsoft.com/office/word/2023/wordml/word16du" xmlns:w16sdtdh="http://schemas.microsoft.com/office/word/2020/wordml/sdtdatahash" xmlns:w16sdtfl="http://schemas.microsoft.com/office/word/2024/wordml/sdtformatlock" xmlns:w16se="http://schemas.microsoft.com/office/word/2015/wordml/symex" xmlns:wpg="http://schemas.microsoft.com/office/word/2010/wordprocessingGroup" xmlns:wpi="http://schemas.microsoft.com/office/word/2010/wordprocessingInk" xmlns:wne="http://schemas.microsoft.com/office/word/2006/wordml" xmlns:wps="http://schemas.microsoft.com/office/word/2010/wordprocessingShape" mc:Ignorable="w14 w15 w16se w16cid w16 w16cex w16sdtdh w16sdtfl w16du wp14">
+<w:numbering xmlns:wpc="http://schemas.microsoft.com/office/word/2010/wordprocessingCanvas" xmlns:cx="http://schemas.microsoft.com/office/drawing/2014/chartex" xmlns:cx1="http://schemas.microsoft.com/office/drawing/2015/9/8/chartex" xmlns:cx2="http://schemas.microsoft.com/office/drawing/2015/10/21/chartex" xmlns:cx3="http://schemas.microsoft.com/office/drawing/2016/5/9/chartex" xmlns:cx4="http://schemas.microsoft.com/office/drawing/2016/5/10/chartex" xmlns:cx5="http://schemas.microsoft.com/office/drawing/2016/5/11/chartex" xmlns:cx6="http://schemas.microsoft.com/office/drawing/2016/5/12/chartex" xmlns:cx7="http://schemas.microsoft.com/office/drawing/2016/5/13/chartex" xmlns:cx8="http://schemas.microsoft.com/office/drawing/2016/5/14/chartex" xmlns:mc="http://schemas.openxmlformats.org/markup-compatibility/2006" xmlns:aink="http://schemas.microsoft.com/office/drawing/2016/ink" xmlns:am3d="http://schemas.microsoft.com/office/drawing/2017/model3d" xmlns:o="urn:schemas-microsoft-com:office:office" xmlns:oel="http://schemas.microsoft.com/office/2019/extlst" xmlns:r="http://schemas.openxmlformats.org/officeDocument/2006/relationships" xmlns:m="http://schemas.openxmlformats.org/officeDocument/2006/math" xmlns:v="urn:schemas-microsoft-com:vml" xmlns:wp14="http://schemas.microsoft.com/office/word/2010/wordprocessingDrawing" xmlns:wp="http://schemas.openxmlformats.org/drawingml/2006/wordprocessingDrawing" xmlns:w10="urn:schemas-microsoft-com:office:word" xmlns:w="http://schemas.openxmlformats.org/wordprocessingml/2006/main" xmlns:w14="http://schemas.microsoft.com/office/word/2010/wordml" xmlns:w15="http://schemas.microsoft.com/office/word/2012/wordml" xmlns:w16cex="http://schemas.microsoft.com/office/word/2018/wordml/cex" xmlns:w16cid="http://schemas.microsoft.com/office/word/2016/wordml/cid" xmlns:w16="http://schemas.microsoft.com/office/word/2018/wordml" xmlns:w16sdtdh="http://schemas.microsoft.com/office/word/2020/wordml/sdtdatahash" xmlns:w16se="http://schemas.microsoft.com/office/word/2015/wordml/symex" xmlns:wpg="http://schemas.microsoft.com/office/word/2010/wordprocessingGroup" xmlns:wpi="http://schemas.microsoft.com/office/word/2010/wordprocessingInk" xmlns:wne="http://schemas.microsoft.com/office/word/2006/wordml" xmlns:wps="http://schemas.microsoft.com/office/word/2010/wordprocessingShape" mc:Ignorable="w14 w15 w16se w16cid w16 w16cex w16sdtdh wp14">
   <w:abstractNum w:abstractNumId="0" w15:restartNumberingAfterBreak="0">
     <w:nsid w:val="032F5D71"/>
     <w:multiLevelType w:val="hybridMultilevel"/>
@@ -5685,7 +5640,7 @@
 </file>
 
 <file path=word/styles.xml><?xml version="1.0" encoding="utf-8"?>
-<w:styles xmlns:mc="http://schemas.openxmlformats.org/markup-compatibility/2006" xmlns:r="http://schemas.openxmlformats.org/officeDocument/2006/relationships" xmlns:w="http://schemas.openxmlformats.org/wordprocessingml/2006/main" xmlns:w14="http://schemas.microsoft.com/office/word/2010/wordml" xmlns:w15="http://schemas.microsoft.com/office/word/2012/wordml" xmlns:w16cex="http://schemas.microsoft.com/office/word/2018/wordml/cex" xmlns:w16cid="http://schemas.microsoft.com/office/word/2016/wordml/cid" xmlns:w16="http://schemas.microsoft.com/office/word/2018/wordml" xmlns:w16du="http://schemas.microsoft.com/office/word/2023/wordml/word16du" xmlns:w16sdtdh="http://schemas.microsoft.com/office/word/2020/wordml/sdtdatahash" xmlns:w16sdtfl="http://schemas.microsoft.com/office/word/2024/wordml/sdtformatlock" xmlns:w16se="http://schemas.microsoft.com/office/word/2015/wordml/symex" mc:Ignorable="w14 w15 w16se w16cid w16 w16cex w16sdtdh w16sdtfl w16du">
+<w:styles xmlns:mc="http://schemas.openxmlformats.org/markup-compatibility/2006" xmlns:r="http://schemas.openxmlformats.org/officeDocument/2006/relationships" xmlns:w="http://schemas.openxmlformats.org/wordprocessingml/2006/main" xmlns:w14="http://schemas.microsoft.com/office/word/2010/wordml" xmlns:w15="http://schemas.microsoft.com/office/word/2012/wordml" xmlns:w16cex="http://schemas.microsoft.com/office/word/2018/wordml/cex" xmlns:w16cid="http://schemas.microsoft.com/office/word/2016/wordml/cid" xmlns:w16="http://schemas.microsoft.com/office/word/2018/wordml" xmlns:w16sdtdh="http://schemas.microsoft.com/office/word/2020/wordml/sdtdatahash" xmlns:w16se="http://schemas.microsoft.com/office/word/2015/wordml/symex" mc:Ignorable="w14 w15 w16se w16cid w16 w16cex w16sdtdh">
   <w:docDefaults>
     <w:rPrDefault>
       <w:rPr>
